--- a/example_articles/occupations/Administrative-Clerical/6.occupations_Administrative-Clerical_Other_publisher.docx
+++ b/example_articles/occupations/Administrative-Clerical/6.occupations_Administrative-Clerical_Other_publisher.docx
@@ -7,7 +7,7 @@
         <w:pStyle w:val="Heading1"/>
       </w:pPr>
       <w:r>
-        <w:t>Two people, different worlds</w:t>
+        <w:t>PEKAR FOUND 'SPLENDOR' A SPLENDID EXPERIENCE</w:t>
       </w:r>
     </w:p>
     <w:p>
@@ -17,17 +17,17 @@
     </w:p>
     <w:p>
       <w:r>
-        <w:t>Date: 2008-06-10</w:t>
+        <w:t>Date: 2003-11-03</w:t>
       </w:r>
     </w:p>
     <w:p>
       <w:r>
-        <w:t>Section: LIFE; Pg. 4D</w:t>
+        <w:t>Section: ARTS &amp; ENTERTAINMENT,</w:t>
       </w:r>
     </w:p>
     <w:p>
       <w:r>
-        <w:t>Source file: Other publishers/Files (500) (11).DOCX</w:t>
+        <w:t>Source file: Other publishers/Files (500) (14).DOCX</w:t>
       </w:r>
     </w:p>
     <w:p>
@@ -49,37 +49,47 @@
     </w:p>
     <w:p>
       <w:r>
-        <w:t>The Other</w:t>
+        <w:t>Everyone knows that life follows art. In rare instances, art manages to follow life pretty darn well, too. That's certainly the case with Harvey Pekar, the working-class intellectual from Cleveland whose life has provided fodder for "American Splendor," a nearly three-decade-old comic book series and award-winning movie of the same name.</w:t>
         <w:br/>
-        <w:t>By David Guterson</w:t>
+        <w:t xml:space="preserve"> The film "American Splendor" stars Paul Giamatti as Harvey Pekar, an existentially tortured file clerk at Cleveland's Veterans Administration Hospital. Hope Davis plays Pekar's wife, Joyce Brabner, his tough-love-uttering soul mate who began as a fan of the comic book before matriculating to a difficult but fulfilling marriage to the writer shortly after they met.</w:t>
         <w:br/>
-        <w:t>Knopf, 256 pp., $24.95</w:t>
+        <w:t>Directed by Shari Springer Berman and Robert Pulcini, "American Splendor" won the Grand Jury Prize at the 2003 Sundance Festival and the International Film Critics Association Award at Cannes. The film interweaves documentary footage of Pekar with Giamatti's brilliant performance as the irascible file clerk and obsessive jazz aficionado whose pessimistic observations about life obscure what is essentially a life-affirming work ethic.</w:t>
         <w:br/>
-        <w:t>If nothing else, David Guterson has been an excellent promoter of his beloved Northwest. He is a Washington state boy through and through, setting his novels amid the beauty of the region, beginning with his best-selling Snow Falling on Cedars.</w:t>
+        <w:t xml:space="preserve"> "American Splendor" is propelled by voiceover narratives, split-panel shots reminiscent of comic books and a sensibility that alternates between self-deprecating humor and tragic stoicism. Pekar's daily struggles, whether with cancer or a mind-numbing job, provide compelling material for the movie and the book, as its longevity on the racks of comic shops attests.</w:t>
         <w:br/>
-        <w:t>Now he's back with his newest novel, The Other, in which he once again shows off the Seattle area's assets, right down to where to get the best hamburger (Dick's). He also once again shows that he knows a few things about telling a good tale.</w:t>
+        <w:t xml:space="preserve"> Like the ferocious novelist Philip Roth, whom he vaguely resembles, Harvey Pekar, now 63 and retired from the VA, is a man with a contentious but philosophically adroit agenda. Pekar's Hamlet-like soliloquies, even about banal subjects, challenge readers to be more creative as they struggle against determinism and bad faith, both societal and the self-generated variety.</w:t>
         <w:br/>
-        <w:t>The Other is the story of two boys who become friends as teenagers, only to go in radically different directions as adults.</w:t>
+        <w:t xml:space="preserve"> The flip side of Pekar's search for authenticity is a relentless drive to make enough money to support himself, his wife and their teenage foster daughter, Danielle. Pekar's sourness, like his legendary misanthropy, is a comic contrivance motivated by love and a search for happiness on terms he can live with.</w:t>
         <w:br/>
-        <w:t>Neil Countryman, the narrator, is born into a working-class Irish family and takes the traditional route. Family man, English teacher. He even recites Robert Frost's The Road Not Taken at every graduation.</w:t>
+        <w:t xml:space="preserve"> Tonight at McConomy Auditorium at Carnegie Mellon University, Pekar will discuss the making of "American Splendor," both the comic book and the movie. He'll also discuss the alternative comics market that he helped pioneer with underground cartoonist Robert Crumb and will answer questions from the audience. Last week, Pekar spoke to the Post-Gazette by phone.</w:t>
         <w:br/>
-        <w:t>Meanwhile, John William Barry, a trust-fund child from a fancy family in posh Laurelhurst on Lake Washington, drops out of college to live the life of a hermit in a remote valley of the Olympic Peninsula.</w:t>
+        <w:t xml:space="preserve"> Q: Did you hover much over Berman and Pulcini when they were putting "American Splendor" together? As the author of the series and the subject of the movie, you must've had ideas about how it should go.</w:t>
         <w:br/>
-        <w:t>But the two men remain in touch. Countryman visits Barry's rustic abode (a cave) regularly, bringing him everything from Playboy magazines to M&amp;M's.</w:t>
+        <w:t xml:space="preserve"> A: "We didn't consult much with each other. I guess I just had blind faith that it would be OK. I thought Shari and Bob would at least do a fairly good movie and maybe better than that. I was real pleased with everything."</w:t>
         <w:br/>
-        <w:t>Not that Barry is always grateful. He brands Countryman "a loyal citizen of the hamburger world."</w:t>
+        <w:t xml:space="preserve"> Q: What pleased you most about the movie?</w:t>
         <w:br/>
-        <w:t>Barry also asks Countryman to keep his secret, to help him disappear from society, which leaves Countryman with an ethical dilemma: whether to tell Barry's family.</w:t>
+        <w:t xml:space="preserve"> A: "I was impressed with how innovative the script was. I wasn't [expecting] that. When I met Bob and Shari, I didn't realize they'd be into experimenting as much as they did. I'm big on innovation. More than anything, I was happy they tried to do something different."</w:t>
         <w:br/>
-        <w:t>Revelations follow, as do some interesting twists, including some very good news for Countryman, but maybe not soon enough.</w:t>
+        <w:t xml:space="preserve"> Q: Paul Giamatti embodied both your intellectual and irascible sides. Did you expect such an accurate portrayal?</w:t>
         <w:br/>
-        <w:t>The pace of The Other is slow.</w:t>
+        <w:t xml:space="preserve"> A: "I know there are a lot of really good actors out there that aren't really that good looking. Paul's an ordinary looking guy, but I'd never heard of him. I heard of his father, the guy who kicked Pete Rose out of baseball. I didn't know what Paul could do, but I'm happy with what he did. I became good friends with him."</w:t>
         <w:br/>
-        <w:t>At times Countryman can sound much like a loquacious uncle who drones on and on the Thanksgiving table.</w:t>
+        <w:t xml:space="preserve"> Q: Now that you've had a taste of mass exposure, which world are you most comfortable in: working-class obscurity or Cannes and Sundance?</w:t>
         <w:br/>
-        <w:t>But if you love Guterson's often meandering yet eloquent style, The Other will fill you up as much as a good burger.</w:t>
+        <w:t xml:space="preserve"> A: "I like being recognized. All is vanity. It's nice that people who've seen the movie generally like to tell me how much they like it. I'm not going to look down my nose at anyone who does that. I'm grateful, but I know it's not going to last forever. I wish I could continue to make movies, but that [one] pretty much cleaned me out. It was about my life from when I was young until practically today."</w:t>
         <w:br/>
-        <w:t xml:space="preserve">From Dick's, of course. </w:t>
+        <w:t xml:space="preserve"> Q: Your last appearance on Letterman's show when he was still at NBC was one of the most memorable confrontations on television by a talk show host and a guest. Would you consider going on his show again?</w:t>
+        <w:br/>
+        <w:t xml:space="preserve"> A: "I'd go, but he won't have me. He's had a copy of the movie since Sundance. At first I thought he'd be cooperative or at least want me back on the show because it had been a lot of years and I was making news. He allowed them to license footage from the show in the movie, but we haven't heard anything. From one standpoint he looks bad in the movie because he's condescending. Maybe he's trying to put me out of his mind so he can forget the whole thing."</w:t>
+        <w:br/>
+        <w:t xml:space="preserve"> Tickets for Harvey Pekar's lecture at 8 tonight at McConomy Auditorium can be purchased at the Info Desk at the University Center. Tickets are $3. Doors open at 7:30.</w:t>
+        <w:br/>
+        <w:br/>
+        <w:t>Notes</w:t>
+        <w:br/>
+        <w:br/>
+        <w:t xml:space="preserve">Tony Norman can be reached at tnorman@post-gazette.com or 412-263-1631.  </w:t>
         <w:br/>
         <w:br/>
         <w:t>Graphic</w:t>
@@ -87,9 +97,7 @@
         <w:br/>
         <w:t xml:space="preserve"> </w:t>
         <w:br/>
-        <w:t>PHOTO, B/W, Alan Berner</w:t>
-        <w:br/>
-        <w:t>PHOTO, B/W</w:t>
+        <w:t>PHOTO: Michael Euler/Associated Press: Harvey Pekar, Joyce Brabner and their foster daughter, Danielle, pose for the film "American Splendor."</w:t>
       </w:r>
     </w:p>
     <w:sectPr>

--- a/example_articles/occupations/Administrative-Clerical/6.occupations_Administrative-Clerical_Other_publisher.docx
+++ b/example_articles/occupations/Administrative-Clerical/6.occupations_Administrative-Clerical_Other_publisher.docx
@@ -7,7 +7,7 @@
         <w:pStyle w:val="Heading1"/>
       </w:pPr>
       <w:r>
-        <w:t>PEKAR FOUND 'SPLENDOR' A SPLENDID EXPERIENCE</w:t>
+        <w:t>Negro League story on NBC</w:t>
       </w:r>
     </w:p>
     <w:p>
@@ -17,22 +17,22 @@
     </w:p>
     <w:p>
       <w:r>
-        <w:t>Date: 2003-11-03</w:t>
+        <w:t>Date: 1995-07-28</w:t>
       </w:r>
     </w:p>
     <w:p>
       <w:r>
-        <w:t>Section: ARTS &amp; ENTERTAINMENT,</w:t>
+        <w:t>Section: ARTS &amp; ENTERTAINMENT,; WEEKEND MAGAZINE : TV NOTES</w:t>
       </w:r>
     </w:p>
     <w:p>
       <w:r>
-        <w:t>Source file: Other publishers/Files (500) (14).DOCX</w:t>
+        <w:t>Source file: Other publishers/Files (305).DOCX</w:t>
       </w:r>
     </w:p>
     <w:p>
       <w:r>
-        <w:t>Raw occupations result, 'occupations': ['Administrative/Clerical']</w:t>
+        <w:t>Raw occupations result, 'occupations': ['Other: Lawyer']</w:t>
       </w:r>
     </w:p>
     <w:p>
@@ -49,55 +49,17 @@
     </w:p>
     <w:p>
       <w:r>
-        <w:t>Everyone knows that life follows art. In rare instances, art manages to follow life pretty darn well, too. That's certainly the case with Harvey Pekar, the working-class intellectual from Cleveland whose life has provided fodder for "American Splendor," a nearly three-decade-old comic book series and award-winning movie of the same name.</w:t>
+        <w:t>Rob Ruck's documentary about baseball's Negro Leagues, ''Kings on the Hill,'' receives national exposure tomorrow on NBC, which will show a slightly shortened version of the film at 4 p.m.</w:t>
         <w:br/>
-        <w:t xml:space="preserve"> The film "American Splendor" stars Paul Giamatti as Harvey Pekar, an existentially tortured file clerk at Cleveland's Veterans Administration Hospital. Hope Davis plays Pekar's wife, Joyce Brabner, his tough-love-uttering soul mate who began as a fan of the comic book before matriculating to a difficult but fulfilling marriage to the writer shortly after they met.</w:t>
+        <w:t>Originally aired by WQED-TV in 1993, ''Kings on the Hill'' focuses on Pittsburgh's two great black teams of the 1930s and '40s -- the Homestead Grays and the Pittsburgh Crawfords.</w:t>
         <w:br/>
-        <w:t>Directed by Shari Springer Berman and Robert Pulcini, "American Splendor" won the Grand Jury Prize at the 2003 Sundance Festival and the International Film Critics Association Award at Cannes. The film interweaves documentary footage of Pekar with Giamatti's brilliant performance as the irascible file clerk and obsessive jazz aficionado whose pessimistic observations about life obscure what is essentially a life-affirming work ethic.</w:t>
+        <w:t>The film, written by Ruck and directed by Molly Youngling, has won several awards, including a regional Emmy as outstanding cultural program.</w:t>
         <w:br/>
-        <w:t xml:space="preserve"> "American Splendor" is propelled by voiceover narratives, split-panel shots reminiscent of comic books and a sensibility that alternates between self-deprecating humor and tragic stoicism. Pekar's daily struggles, whether with cancer or a mind-numbing job, provide compelling material for the movie and the book, as its longevity on the racks of comic shops attests.</w:t>
-        <w:br/>
-        <w:t xml:space="preserve"> Like the ferocious novelist Philip Roth, whom he vaguely resembles, Harvey Pekar, now 63 and retired from the VA, is a man with a contentious but philosophically adroit agenda. Pekar's Hamlet-like soliloquies, even about banal subjects, challenge readers to be more creative as they struggle against determinism and bad faith, both societal and the self-generated variety.</w:t>
-        <w:br/>
-        <w:t xml:space="preserve"> The flip side of Pekar's search for authenticity is a relentless drive to make enough money to support himself, his wife and their teenage foster daughter, Danielle. Pekar's sourness, like his legendary misanthropy, is a comic contrivance motivated by love and a search for happiness on terms he can live with.</w:t>
-        <w:br/>
-        <w:t xml:space="preserve"> Tonight at McConomy Auditorium at Carnegie Mellon University, Pekar will discuss the making of "American Splendor," both the comic book and the movie. He'll also discuss the alternative comics market that he helped pioneer with underground cartoonist Robert Crumb and will answer questions from the audience. Last week, Pekar spoke to the Post-Gazette by phone.</w:t>
-        <w:br/>
-        <w:t xml:space="preserve"> Q: Did you hover much over Berman and Pulcini when they were putting "American Splendor" together? As the author of the series and the subject of the movie, you must've had ideas about how it should go.</w:t>
-        <w:br/>
-        <w:t xml:space="preserve"> A: "We didn't consult much with each other. I guess I just had blind faith that it would be OK. I thought Shari and Bob would at least do a fairly good movie and maybe better than that. I was real pleased with everything."</w:t>
-        <w:br/>
-        <w:t xml:space="preserve"> Q: What pleased you most about the movie?</w:t>
-        <w:br/>
-        <w:t xml:space="preserve"> A: "I was impressed with how innovative the script was. I wasn't [expecting] that. When I met Bob and Shari, I didn't realize they'd be into experimenting as much as they did. I'm big on innovation. More than anything, I was happy they tried to do something different."</w:t>
-        <w:br/>
-        <w:t xml:space="preserve"> Q: Paul Giamatti embodied both your intellectual and irascible sides. Did you expect such an accurate portrayal?</w:t>
-        <w:br/>
-        <w:t xml:space="preserve"> A: "I know there are a lot of really good actors out there that aren't really that good looking. Paul's an ordinary looking guy, but I'd never heard of him. I heard of his father, the guy who kicked Pete Rose out of baseball. I didn't know what Paul could do, but I'm happy with what he did. I became good friends with him."</w:t>
-        <w:br/>
-        <w:t xml:space="preserve"> Q: Now that you've had a taste of mass exposure, which world are you most comfortable in: working-class obscurity or Cannes and Sundance?</w:t>
-        <w:br/>
-        <w:t xml:space="preserve"> A: "I like being recognized. All is vanity. It's nice that people who've seen the movie generally like to tell me how much they like it. I'm not going to look down my nose at anyone who does that. I'm grateful, but I know it's not going to last forever. I wish I could continue to make movies, but that [one] pretty much cleaned me out. It was about my life from when I was young until practically today."</w:t>
-        <w:br/>
-        <w:t xml:space="preserve"> Q: Your last appearance on Letterman's show when he was still at NBC was one of the most memorable confrontations on television by a talk show host and a guest. Would you consider going on his show again?</w:t>
-        <w:br/>
-        <w:t xml:space="preserve"> A: "I'd go, but he won't have me. He's had a copy of the movie since Sundance. At first I thought he'd be cooperative or at least want me back on the show because it had been a lot of years and I was making news. He allowed them to license footage from the show in the movie, but we haven't heard anything. From one standpoint he looks bad in the movie because he's condescending. Maybe he's trying to put me out of his mind so he can forget the whole thing."</w:t>
-        <w:br/>
-        <w:t xml:space="preserve"> Tickets for Harvey Pekar's lecture at 8 tonight at McConomy Auditorium can be purchased at the Info Desk at the University Center. Tickets are $3. Doors open at 7:30.</w:t>
-        <w:br/>
-        <w:br/>
-        <w:t>Notes</w:t>
-        <w:br/>
-        <w:br/>
-        <w:t xml:space="preserve">Tony Norman can be reached at tnorman@post-gazette.com or 412-263-1631.  </w:t>
-        <w:br/>
-        <w:br/>
-        <w:t>Graphic</w:t>
-        <w:br/>
+        <w:t>Ruck is a local history professor and filmmaker.</w:t>
         <w:br/>
         <w:t xml:space="preserve"> </w:t>
         <w:br/>
-        <w:t>PHOTO: Michael Euler/Associated Press: Harvey Pekar, Joyce Brabner and their foster daughter, Danielle, pose for the film "American Splendor."</w:t>
+        <w:t>BACK ON TRACK: If you blinked, no doubt you missed ''The Great Defender,'' the Fox series about a working-class lawyer. Reason: The Michael Rispoli drama aired exactly once last spring, scoring ratings that were so low the fourth network yanked it off the air immediately. ''Defender'' is coming back with all those episodes we never got to see. The fun begins July 10.</w:t>
       </w:r>
     </w:p>
     <w:sectPr>

--- a/example_articles/occupations/Administrative-Clerical/6.occupations_Administrative-Clerical_Other_publisher.docx
+++ b/example_articles/occupations/Administrative-Clerical/6.occupations_Administrative-Clerical_Other_publisher.docx
@@ -7,7 +7,7 @@
         <w:pStyle w:val="Heading1"/>
       </w:pPr>
       <w:r>
-        <w:t>Negro League story on NBC</w:t>
+        <w:t>AN AMERICAN EXPORT: TOBACCO LITIGATION / A GROUP OF SMOKERS IN ENGLAND HAS FILED THAT NATION'S FIRST SUIT AGAINST CIGARETTE-MAKERS. MORE ARE EXPECTED ELSEWHERE.</w:t>
       </w:r>
     </w:p>
     <w:p>
@@ -17,22 +17,22 @@
     </w:p>
     <w:p>
       <w:r>
-        <w:t>Date: 1995-07-28</w:t>
+        <w:t>Date: 1997-07-27</w:t>
       </w:r>
     </w:p>
     <w:p>
       <w:r>
-        <w:t>Section: ARTS &amp; ENTERTAINMENT,; WEEKEND MAGAZINE : TV NOTES</w:t>
+        <w:t>Section: NATIONAL; Pg. A03</w:t>
       </w:r>
     </w:p>
     <w:p>
       <w:r>
-        <w:t>Source file: Other publishers/Files (305).DOCX</w:t>
+        <w:t>Source file: Other publishers/Files (500) (28).DOCX</w:t>
       </w:r>
     </w:p>
     <w:p>
       <w:r>
-        <w:t>Raw occupations result, 'occupations': ['Other: Lawyer']</w:t>
+        <w:t>Raw occupations result, 'occupations': ['Administrative/Clerical']</w:t>
       </w:r>
     </w:p>
     <w:p>
@@ -49,17 +49,63 @@
     </w:p>
     <w:p>
       <w:r>
-        <w:t>Rob Ruck's documentary about baseball's Negro Leagues, ''Kings on the Hill,'' receives national exposure tomorrow on NBC, which will show a slightly shortened version of the film at 4 p.m.</w:t>
+        <w:t>John Players, nonfiltered, were the cigarettes she started with. Grace Willis was in her late teens, and smoking was the trendy Fifties thing for many of the working-class girls and boys in this gritty northern industrial city.</w:t>
         <w:br/>
-        <w:t>Originally aired by WQED-TV in 1993, ''Kings on the Hill'' focuses on Pittsburgh's two great black teams of the 1930s and '40s -- the Homestead Grays and the Pittsburgh Crawfords.</w:t>
+        <w:t>Later she switched to filtered Regals, but she didn't change her rate of smoking. From breakfast through teatime and up until bedtime, Willis, a department of health clerical worker, was going through 20 cigarettes a day. Over 42 years, that added up to more than 306,000 individual smokes.</w:t>
         <w:br/>
-        <w:t>The film, written by Ruck and directed by Molly Youngling, has won several awards, including a regional Emmy as outstanding cultural program.</w:t>
+        <w:t>In 1994 she developed a persistent cough - "a from-your-toe cough, right up" - so bad that it kept her awake wheezing at night. Diagnosis was quick: Willis had a cancerous tumor in her right lung, and the entire lung had to be removed.</w:t>
         <w:br/>
-        <w:t>Ruck is a local history professor and filmmaker.</w:t>
+        <w:t>Today, at 62, Willis is so weak she can barely climb a flight of stairs. But mentally she is unbowed. Like so many American smokers, she has decided to sue - joining 46 other British lung-cancer victims in a class-action suit demanding damages from the United Kingdom's two largest tobacco companies, Imperial and Gallaher.</w:t>
+        <w:br/>
+        <w:t>The lawsuit, unprecedented in Britain, is part of a new international wave of antitobacco legal actions riding on the coattails of hundreds of American suits. Word of the United States' proposed $368 billion nationwide tobacco settlement is expected to inspire many more court challenges worldwide.</w:t>
+        <w:br/>
+        <w:t>Tobacco suits are pending in the United Kingdom, Italy, France, Canada, Australia, Sweden, Ireland and Finland, according to London attorney Martyn Day and the Boston-based Tobacco Products Liability Project, a Northeastern University group encouraging such litigation.</w:t>
+        <w:br/>
+        <w:t>In Israel, according to the project, health authorities are considering a suit that - like the state attorney generals' lawsuit leading to the proposed U.S. settlement - will look for recovery of state medical costs resulting from smoking-related illnesses.</w:t>
+        <w:br/>
+        <w:t>"It's very clear that our antismoking colleagues around the world are eyeing [U.S. suits] both in terms of simply bringing lawsuits based on these same or very similar [arguments]," said John Banzhaf, founder of America's antismoking Action on Smoking and Health (ASH) group. "They also see that if legal action can force American tobacco companies to make major concessions, it should be possible to do the same in other countries."</w:t>
+        <w:br/>
+        <w:t>But the antismoking sword has two sides, Banzhaf noted: "Many believe that, in effect, by obligating the U.S. tobacco industry to pay a relatively large amount of money while at the same time restricting their ability to advertise, promote and sell their products, at least to U.S. kids, we are going to intensify their predatory attitude in the remainder of the world."</w:t>
+        <w:br/>
+        <w:t>Not that it is easy to take tobacco companies to court overseas - or to press lawsuits for any reason. Because of tougher court restraints in other countries, people just don't sue the way Americans do. Seductive plaintiff incentives such as "no win, no fee" deals with attorneys help make America the most litigious country in the world.</w:t>
+        <w:br/>
+        <w:t>Some 400 U.S. tobacco lawsuits are pending.</w:t>
+        <w:br/>
+        <w:t>In contrast, the United Kingdom had only a handful of individual smoking lawsuits until the latest class action (called "group action" here) formally began in November. Originally, the plaintiffs' side had to be underpinned by taxpayer-funded Legal Aid money, and it was not until a 1995 change in British law allowing a British version of "no win, no fee" cases that the suit was taken over by a private personal-injury law firm in London, Leigh, Day &amp; Co.</w:t>
+        <w:br/>
+        <w:t>The lawsuit's 47 plaintiffs, including Grace Willis and two men who died from cancer within the last two weeks, are or were long-term smokers and lung-cancer victims. Through their attorney, Martyn Day, each hopes to win about 50,000 pounds (about $83,000) in damages.</w:t>
+        <w:br/>
+        <w:t>Their suit's main contention: Because tar has been linked to cancer by many studies over the decades, it was up to tobacco companies to reduce the level of tar in their products; because they didn't, the suit maintains, they should be held liable for health damages.</w:t>
+        <w:br/>
+        <w:t>Weakened from her lung-cancer ordeal, Willis had to leave her job and move to a smaller house because she didn't have the stamina to clean the old one. She understands there are people who blame smokers for their bad health, for they made the decision to smoke.</w:t>
+        <w:br/>
+        <w:t>But Willis counters that it was the responsibility of tobacco companies to reduce the health risks "they have known about all along. And once you start smoking," she said, "it's hard to give it up. You're addicted. It's a drug."</w:t>
+        <w:br/>
+        <w:t>Defendants Imperial - maker of John Player, Embassy and Regal cigarettes - and Gallaher - maker of Benson and Hedges - have declined comment on the suit other than to say they will fight it vigorously.</w:t>
+        <w:br/>
+        <w:t>If the companies succeed in having the suit thrown out, it does not mean that either U.K. tobacco companies or smokers will be able to breathe easy.</w:t>
+        <w:br/>
+        <w:t>The new government of Labor Prime Minister Tony Blair has tackled smoking with a vengeance. It is adding 19 pence in taxes (about 31 cents) to the cost of each pack, which will raise the cost of an average pack of cigarettes in Britain to $5.47.</w:t>
+        <w:br/>
+        <w:t>In the U.S., a pack of cigarettes costs about $2.25, and roughly 50 cents of that goes toward state and federal taxes. In the United Kingdom, 80 percent of a cigarette pack's cost is taxes - one of the highest tobacco tax rates in the world.</w:t>
+        <w:br/>
+        <w:t>The government is also fighting what it calls "the carnage caused by smoking" by planning a ban on cigarette ads. The government is studying the possibility of having local National Health Service authorities sue to recover the costs of treating smoking-related illnesses.</w:t>
+        <w:br/>
+        <w:t>Whether because of these initiatives or for other reasons, the percentage of smokers in the United Kingdom is dropping, from 52 percent of males over 16 and 41 percent of females in 1972-73, to 28 percent of males and 26 percent of females today. (The current - and also falling - figure for U.S. adults 18 and over is 28.2 percent for men, 23.1 percent for women.)</w:t>
+        <w:br/>
+        <w:t>Plaintiff Willis, who so far has been free of a cancer recurrence, stopped smoking the day she learned she was going to lose a lung. Now she can't even tolerate smelling smoke in a room.</w:t>
+        <w:br/>
+        <w:t>But there's a hard core of British smokers undeterred by health risks, or taxes, or ad bans. They are "extremely angry" over discrimination against smokers in the workplace and even by some doctors who refuse to treat them, said director Marjorie Nicholson of the tobacco-industry-funded Freedom Organization for the Right to Enjoy Smoking Tobacco (FOREST).</w:t>
+        <w:br/>
+        <w:t>To help British smokers and smoking tourists feel more loved, FOREST has published a guide to the shrinking number of public places in England where it is possible to light up. The Tower of London, notes the guide, bans smoking in all of its public buildings, "but you can still smoke while moving around between them. We once saw a beefeater enjoying a crafty fag, not that long ago."</w:t>
+        <w:br/>
+        <w:br/>
+        <w:t>Graphic</w:t>
+        <w:br/>
         <w:br/>
         <w:t xml:space="preserve"> </w:t>
         <w:br/>
-        <w:t>BACK ON TRACK: If you blinked, no doubt you missed ''The Great Defender,'' the Fox series about a working-class lawyer. Reason: The Michael Rispoli drama aired exactly once last spring, scoring ratings that were so low the fourth network yanked it off the air immediately. ''Defender'' is coming back with all those episodes we never got to see. The fun begins July 10.</w:t>
+        <w:t>CHART</w:t>
       </w:r>
     </w:p>
     <w:sectPr>
